--- a/CÔNG TY TNHH LONG THUẬN VIỆT NAM/LongThuan_ThanhLapMoi/GIẤY ĐỀ NGHỊ_Mẫu số 2_DA_DIEN.docx
+++ b/CÔNG TY TNHH LONG THUẬN VIỆT NAM/LongThuan_ThanhLapMoi/GIẤY ĐỀ NGHỊ_Mẫu số 2_DA_DIEN.docx
@@ -5171,8 +5171,6 @@
         </w:rPr>
         <w:t>chính:</w:t>
       </w:r>
-      <w:bookmarkStart w:id="0" w:name="_GoBack"/>
-      <w:bookmarkEnd w:id="0"/>
       <w:proofErr w:type="gramEnd"/>
     </w:p>
     <w:p>
@@ -6705,13 +6703,6 @@
                 <w:szCs w:val="26"/>
               </w:rPr>
             </w:pPr>
-            <w:r>
-              <w:rPr>
-                <w:sz w:val="26"/>
-                <w:szCs w:val="26"/>
-              </w:rPr>
-              <w:t>X</w:t>
-            </w:r>
           </w:p>
         </w:tc>
       </w:tr>
@@ -6861,6 +6852,15 @@
                 <w:szCs w:val="26"/>
               </w:rPr>
             </w:pPr>
+            <w:r>
+              <w:rPr>
+                <w:sz w:val="26"/>
+                <w:szCs w:val="26"/>
+              </w:rPr>
+              <w:t>X</w:t>
+            </w:r>
+            <w:bookmarkStart w:id="0" w:name="_GoBack"/>
+            <w:bookmarkEnd w:id="0"/>
           </w:p>
         </w:tc>
       </w:tr>
